--- a/news/20260430.docx
+++ b/news/20260430.docx
@@ -571,7 +571,7 @@
         </w:rPr>
         <w:t xml:space="preserve">查看原文: </w:t>
       </w:r>
-      <w:hyperlink w:history="1" r:id="rIdsyavmgepkux8emqrutkgb">
+      <w:hyperlink w:history="1" r:id="rIdob9gbiqp0mprammkciuoe">
         <w:r>
           <w:rPr>
             <w:rStyle w:val="Hyperlink"/>
@@ -615,7 +615,7 @@
         </w:rPr>
         <w:t xml:space="preserve">查看原文: </w:t>
       </w:r>
-      <w:hyperlink w:history="1" r:id="rIde0tvgglukjznx9ghliqzd">
+      <w:hyperlink w:history="1" r:id="rIdnlywvbgxjejuy8q_v8x1e">
         <w:r>
           <w:rPr>
             <w:rStyle w:val="Hyperlink"/>
@@ -685,7 +685,7 @@
         </w:rPr>
         <w:t xml:space="preserve">查看原文: </w:t>
       </w:r>
-      <w:hyperlink w:history="1" r:id="rIdiuzqhhgnfceidbucakw09">
+      <w:hyperlink w:history="1" r:id="rIdtn06jyxmlcdw9omfi2vtu">
         <w:r>
           <w:rPr>
             <w:rStyle w:val="Hyperlink"/>
@@ -729,7 +729,7 @@
         </w:rPr>
         <w:t xml:space="preserve">查看原文: </w:t>
       </w:r>
-      <w:hyperlink w:history="1" r:id="rIdnvkqprdjojt6cxyirhbbc">
+      <w:hyperlink w:history="1" r:id="rIdnnmd-p-zqcqt_stgn8t4w">
         <w:r>
           <w:rPr>
             <w:rStyle w:val="Hyperlink"/>
@@ -851,7 +851,7 @@
         </w:rPr>
         <w:t xml:space="preserve">查看原文: </w:t>
       </w:r>
-      <w:hyperlink w:history="1" r:id="rIdkwnntom7czrdnmakffi3r">
+      <w:hyperlink w:history="1" r:id="rId7vbkpxn0vm7p-0yxpvlip">
         <w:r>
           <w:rPr>
             <w:rStyle w:val="Hyperlink"/>
@@ -895,7 +895,7 @@
         </w:rPr>
         <w:t xml:space="preserve">查看原文: </w:t>
       </w:r>
-      <w:hyperlink w:history="1" r:id="rIdidrujuhweowvgnheopxn1">
+      <w:hyperlink w:history="1" r:id="rIdeho9dnnma25eatduozhtb">
         <w:r>
           <w:rPr>
             <w:rStyle w:val="Hyperlink"/>
@@ -1056,7 +1056,7 @@
         </w:rPr>
         <w:t xml:space="preserve">查看原文: </w:t>
       </w:r>
-      <w:hyperlink w:history="1" r:id="rId3xzwszvo8ljfkrdagmdgg">
+      <w:hyperlink w:history="1" r:id="rIdrbhtgkbnxzgvfc83efjew">
         <w:r>
           <w:rPr>
             <w:rStyle w:val="Hyperlink"/>
@@ -1152,7 +1152,7 @@
         </w:rPr>
         <w:t xml:space="preserve">查看原文: </w:t>
       </w:r>
-      <w:hyperlink w:history="1" r:id="rIdwomnx5lmjrk4ud9o5x8cj">
+      <w:hyperlink w:history="1" r:id="rIdy7v9yayw8m5csbxadzfeu">
         <w:r>
           <w:rPr>
             <w:rStyle w:val="Hyperlink"/>
@@ -1222,7 +1222,7 @@
         </w:rPr>
         <w:t xml:space="preserve">查看原文: </w:t>
       </w:r>
-      <w:hyperlink w:history="1" r:id="rId0lgtpzdxuxfv5bxuhgk7b">
+      <w:hyperlink w:history="1" r:id="rId8uc8ttp4biiybtz6f-jxz">
         <w:r>
           <w:rPr>
             <w:rStyle w:val="Hyperlink"/>
@@ -1279,7 +1279,7 @@
         </w:rPr>
         <w:t xml:space="preserve">查看原文: </w:t>
       </w:r>
-      <w:hyperlink w:history="1" r:id="rId9_150epwyykogw3rw8auh">
+      <w:hyperlink w:history="1" r:id="rIdshimliojynrrbsznntvi5">
         <w:r>
           <w:rPr>
             <w:rStyle w:val="Hyperlink"/>
@@ -1336,7 +1336,7 @@
         </w:rPr>
         <w:t xml:space="preserve">查看原文: </w:t>
       </w:r>
-      <w:hyperlink w:history="1" r:id="rIdahkkd_oqms7pgqm98hzt_">
+      <w:hyperlink w:history="1" r:id="rId5jfyrx_r4aqqknwcws30y">
         <w:r>
           <w:rPr>
             <w:rStyle w:val="Hyperlink"/>
@@ -1406,7 +1406,7 @@
         </w:rPr>
         <w:t xml:space="preserve">查看原文: </w:t>
       </w:r>
-      <w:hyperlink w:history="1" r:id="rIdorzsm3mf4cxylurxaletu">
+      <w:hyperlink w:history="1" r:id="rIdvexcgduduaerbcycfwbl9">
         <w:r>
           <w:rPr>
             <w:rStyle w:val="Hyperlink"/>
@@ -1476,7 +1476,7 @@
         </w:rPr>
         <w:t xml:space="preserve">查看原文: </w:t>
       </w:r>
-      <w:hyperlink w:history="1" r:id="rIdnoxbvztm4nzo1sf5i3hux">
+      <w:hyperlink w:history="1" r:id="rIdhzb_t-9jgc9pa-tyzvnr8">
         <w:r>
           <w:rPr>
             <w:rStyle w:val="Hyperlink"/>
@@ -1676,7 +1676,7 @@
         </w:rPr>
         <w:t xml:space="preserve">查看原文: </w:t>
       </w:r>
-      <w:hyperlink w:history="1" r:id="rIdbgvo2jhk46h2nx2b1fkxf">
+      <w:hyperlink w:history="1" r:id="rIdbnkgikencumthckifvuoh">
         <w:r>
           <w:rPr>
             <w:rStyle w:val="Hyperlink"/>
@@ -1746,7 +1746,7 @@
         </w:rPr>
         <w:t xml:space="preserve">查看原文: </w:t>
       </w:r>
-      <w:hyperlink w:history="1" r:id="rIdrkglou86ol30mnd9g6zvy">
+      <w:hyperlink w:history="1" r:id="rId6wphgckfyjjx5oi7awaky">
         <w:r>
           <w:rPr>
             <w:rStyle w:val="Hyperlink"/>
@@ -1829,7 +1829,7 @@
         </w:rPr>
         <w:t xml:space="preserve">查看原文: </w:t>
       </w:r>
-      <w:hyperlink w:history="1" r:id="rId2neatef3m2u_irmq4vlvk">
+      <w:hyperlink w:history="1" r:id="rIdryady56czab6wwu51t10c">
         <w:r>
           <w:rPr>
             <w:rStyle w:val="Hyperlink"/>
@@ -1964,7 +1964,7 @@
         </w:rPr>
         <w:t xml:space="preserve">查看原文: </w:t>
       </w:r>
-      <w:hyperlink w:history="1" r:id="rIdjnhr6s7gwaomx0zibrr_e">
+      <w:hyperlink w:history="1" r:id="rIdcwmgehgxhgtcivuzim4xu">
         <w:r>
           <w:rPr>
             <w:rStyle w:val="Hyperlink"/>
@@ -1994,7 +1994,7 @@
           <w:sz w:val="20"/>
           <w:szCs w:val="20"/>
         </w:rPr>
-        <w:t xml:space="preserve">(更新时间戳: 1777562967248)</w:t>
+        <w:t xml:space="preserve">(更新时间戳: 1777996520024)</w:t>
       </w:r>
     </w:p>
     <w:sectPr>
